--- a/docs/実行手順.docx
+++ b/docs/実行手順.docx
@@ -479,7 +479,25 @@
         <w:rPr>
           <w:rFonts w:hint="eastAsia"/>
         </w:rPr>
-        <w:t xml:space="preserve">シリーズは不可）</w:t>
+        <w:t xml:space="preserve">シリーズは不可）。GPU</w:t>
+      </w:r>
+      <w:r>
+        <w:t xml:space="preserve"> を 2 </w:t>
+      </w:r>
+      <w:r>
+        <w:rPr>
+          <w:rFonts w:hint="eastAsia"/>
+        </w:rPr>
+        <w:t xml:space="preserve">枚にすると約</w:t>
+      </w:r>
+      <w:r>
+        <w:t xml:space="preserve"> 2 </w:t>
+      </w:r>
+      <w:r>
+        <w:rPr>
+          <w:rFonts w:hint="eastAsia"/>
+        </w:rPr>
+        <w:t xml:space="preserve">倍速</w:t>
       </w:r>
     </w:p>
     <w:p>

--- a/docs/実行手順.docx
+++ b/docs/実行手順.docx
@@ -2,7 +2,7 @@
 <file path=word/document.xml><?xml version="1.0" encoding="utf-8"?>
 <w:document xmlns:w="http://schemas.openxmlformats.org/wordprocessingml/2006/main" xmlns:m="http://schemas.openxmlformats.org/officeDocument/2006/math" xmlns:r="http://schemas.openxmlformats.org/officeDocument/2006/relationships" xmlns:o="urn:schemas-microsoft-com:office:office" xmlns:v="urn:schemas-microsoft-com:vml" xmlns:w10="urn:schemas-microsoft-com:office:word" xmlns:a="http://schemas.openxmlformats.org/drawingml/2006/main" xmlns:pic="http://schemas.openxmlformats.org/drawingml/2006/picture" xmlns:wp="http://schemas.openxmlformats.org/drawingml/2006/wordprocessingDrawing">
   <w:body>
-    <w:bookmarkStart w:id="19" w:name="古事類苑-ocrv5b-モデル実行手順"/>
+    <w:bookmarkStart w:id="21" w:name="古事類苑-ocrv5b-モデル実行手順"/>
     <w:p>
       <w:pPr>
         <w:pStyle w:val="Heading1"/>
@@ -1068,7 +1068,108 @@
       </w:r>
     </w:p>
     <w:bookmarkEnd w:id="14"/>
-    <w:bookmarkStart w:id="15" w:name="冊名の一覧"/>
+    <w:bookmarkStart w:id="16" w:name="作成済みの結果"/>
+    <w:p>
+      <w:pPr>
+        <w:pStyle w:val="Heading2"/>
+      </w:pPr>
+      <w:r>
+        <w:rPr>
+          <w:rFonts w:hint="eastAsia"/>
+        </w:rPr>
+        <w:t xml:space="preserve">作成済みの結果</w:t>
+      </w:r>
+    </w:p>
+    <w:p>
+      <w:pPr>
+        <w:pStyle w:val="FirstParagraph"/>
+      </w:pPr>
+      <w:hyperlink r:id="rId15">
+        <w:r>
+          <w:rPr>
+            <w:rStyle w:val="VerbatimChar"/>
+          </w:rPr>
+          <w:t xml:space="preserve">results/bungakubu_v5b/</w:t>
+        </w:r>
+      </w:hyperlink>
+      <w:r>
+        <w:rPr>
+          <w:rFonts w:hint="eastAsia"/>
+        </w:rPr>
+        <w:t xml:space="preserve">：文学部一〜三（v5b、人手による校正なし）</w:t>
+      </w:r>
+    </w:p>
+    <w:p>
+      <w:pPr>
+        <w:pStyle w:val="Compact"/>
+        <w:numPr>
+          <w:ilvl w:val="0"/>
+          <w:numId w:val="1008"/>
+        </w:numPr>
+      </w:pPr>
+      <w:r>
+        <w:rPr>
+          <w:rStyle w:val="VerbatimChar"/>
+        </w:rPr>
+        <w:t xml:space="preserve">BUNGAKUBU-1.txt</w:t>
+      </w:r>
+      <w:r>
+        <w:t xml:space="preserve">〜</w:t>
+      </w:r>
+      <w:r>
+        <w:rPr>
+          <w:rStyle w:val="VerbatimChar"/>
+        </w:rPr>
+        <w:t xml:space="preserve">3.txt</w:t>
+      </w:r>
+      <w:r>
+        <w:rPr>
+          <w:rFonts w:hint="eastAsia"/>
+        </w:rPr>
+        <w:t xml:space="preserve">：識別タグ付きテキスト（UTF-16、既存の</w:t>
+      </w:r>
+      <w:r>
+        <w:t xml:space="preserve"> shikibetsu_raw </w:t>
+      </w:r>
+      <w:r>
+        <w:rPr>
+          <w:rFonts w:hint="eastAsia"/>
+        </w:rPr>
+        <w:t xml:space="preserve">と同じ形式）</w:t>
+      </w:r>
+    </w:p>
+    <w:p>
+      <w:pPr>
+        <w:pStyle w:val="Compact"/>
+        <w:numPr>
+          <w:ilvl w:val="0"/>
+          <w:numId w:val="1008"/>
+        </w:numPr>
+      </w:pPr>
+      <w:r>
+        <w:rPr>
+          <w:rStyle w:val="VerbatimChar"/>
+        </w:rPr>
+        <w:t xml:space="preserve">xml/</w:t>
+      </w:r>
+      <w:r>
+        <w:rPr>
+          <w:rFonts w:hint="eastAsia"/>
+        </w:rPr>
+        <w:t xml:space="preserve">：OCR</w:t>
+      </w:r>
+      <w:r>
+        <w:t xml:space="preserve"> </w:t>
+      </w:r>
+      <w:r>
+        <w:rPr>
+          <w:rFonts w:hint="eastAsia"/>
+        </w:rPr>
+        <w:t xml:space="preserve">の結果（行ごとの座標・種別）</w:t>
+      </w:r>
+    </w:p>
+    <w:bookmarkEnd w:id="16"/>
+    <w:bookmarkStart w:id="17" w:name="冊名の一覧"/>
     <w:p>
       <w:pPr>
         <w:pStyle w:val="Heading2"/>
@@ -1954,8 +2055,8 @@
         </w:tc>
       </w:tr>
     </w:tbl>
-    <w:bookmarkEnd w:id="15"/>
-    <w:bookmarkStart w:id="18" w:name="うまくいかないとき"/>
+    <w:bookmarkEnd w:id="17"/>
+    <w:bookmarkStart w:id="20" w:name="うまくいかないとき"/>
     <w:p>
       <w:pPr>
         <w:pStyle w:val="Heading2"/>
@@ -2151,7 +2252,7 @@
       <w:r>
         <w:t xml:space="preserve"> </w:t>
       </w:r>
-      <w:hyperlink r:id="rId16">
+      <w:hyperlink r:id="rId18">
         <w:r>
           <w:rPr>
             <w:rStyle w:val="Hyperlink"/>
@@ -2183,7 +2284,7 @@
         </w:rPr>
         <w:t xml:space="preserve">正解データ・書名辞書：</w:t>
       </w:r>
-      <w:hyperlink r:id="rId17">
+      <w:hyperlink r:id="rId19">
         <w:r>
           <w:rPr>
             <w:rStyle w:val="Hyperlink"/>
@@ -2208,9 +2309,11 @@
         <w:t xml:space="preserve">画像：国際日本文化研究センター（実行時に取得し、本リポジトリには含みません）</w:t>
       </w:r>
     </w:p>
-    <w:bookmarkEnd w:id="18"/>
-    <w:bookmarkEnd w:id="19"/>
+    <w:bookmarkEnd w:id="20"/>
+    <w:bookmarkEnd w:id="21"/>
     <w:sectPr>
+      <w:pgSz w:h="16838" w:w="11906"/>
+      <w:pgMar w:bottom="1418" w:footer="992" w:gutter="0" w:header="851" w:left="1304" w:right="1304" w:top="1418"/>
       <w:footnotePr>
         <w:numRestart w:val="eachSect"/>
       </w:footnotePr>
@@ -2835,6 +2938,9 @@
     </w:lvlOverride>
   </w:num>
   <w:num w:numId="1007">
+    <w:abstractNumId w:val="991"/>
+  </w:num>
+  <w:num w:numId="1008">
     <w:abstractNumId w:val="991"/>
   </w:num>
 </w:numbering>

--- a/docs/実行手順.docx
+++ b/docs/実行手順.docx
@@ -2,7 +2,7 @@
 <file path=word/document.xml><?xml version="1.0" encoding="utf-8"?>
 <w:document xmlns:w="http://schemas.openxmlformats.org/wordprocessingml/2006/main" xmlns:m="http://schemas.openxmlformats.org/officeDocument/2006/math" xmlns:r="http://schemas.openxmlformats.org/officeDocument/2006/relationships" xmlns:o="urn:schemas-microsoft-com:office:office" xmlns:v="urn:schemas-microsoft-com:vml" xmlns:w10="urn:schemas-microsoft-com:office:word" xmlns:a="http://schemas.openxmlformats.org/drawingml/2006/main" xmlns:pic="http://schemas.openxmlformats.org/drawingml/2006/picture" xmlns:wp="http://schemas.openxmlformats.org/drawingml/2006/wordprocessingDrawing">
   <w:body>
-    <w:bookmarkStart w:id="21" w:name="古事類苑-ocrv5b-モデル実行手順"/>
+    <w:bookmarkStart w:id="22" w:name="古事類苑-ocrv5b-モデル実行手順"/>
     <w:p>
       <w:pPr>
         <w:pStyle w:val="Heading1"/>
@@ -2056,7 +2056,7 @@
       </w:tr>
     </w:tbl>
     <w:bookmarkEnd w:id="17"/>
-    <w:bookmarkStart w:id="20" w:name="うまくいかないとき"/>
+    <w:bookmarkStart w:id="21" w:name="うまくいかないとき"/>
     <w:p>
       <w:pPr>
         <w:pStyle w:val="Heading2"/>
@@ -2241,7 +2241,30 @@
         <w:pStyle w:val="FirstParagraph"/>
       </w:pPr>
       <w:r>
-        <w:t xml:space="preserve">OCR </w:t>
+        <w:t xml:space="preserve">v5b </w:t>
+      </w:r>
+      <w:r>
+        <w:rPr>
+          <w:rFonts w:hint="eastAsia"/>
+        </w:rPr>
+        <w:t xml:space="preserve">モデル：</w:t>
+      </w:r>
+      <w:hyperlink r:id="rId18">
+        <w:r>
+          <w:rPr>
+            <w:rStyle w:val="Hyperlink"/>
+          </w:rPr>
+          <w:t xml:space="preserve">Releases</w:t>
+        </w:r>
+      </w:hyperlink>
+      <w:r>
+        <w:rPr>
+          <w:rFonts w:hint="eastAsia"/>
+        </w:rPr>
+        <w:t xml:space="preserve">（ノートブックが自動でダウンロードします）／</w:t>
+      </w:r>
+      <w:r>
+        <w:t xml:space="preserve"> OCR </w:t>
       </w:r>
       <w:r>
         <w:rPr>
@@ -2252,7 +2275,7 @@
       <w:r>
         <w:t xml:space="preserve"> </w:t>
       </w:r>
-      <w:hyperlink r:id="rId18">
+      <w:hyperlink r:id="rId19">
         <w:r>
           <w:rPr>
             <w:rStyle w:val="Hyperlink"/>
@@ -2284,7 +2307,7 @@
         </w:rPr>
         <w:t xml:space="preserve">正解データ・書名辞書：</w:t>
       </w:r>
-      <w:hyperlink r:id="rId19">
+      <w:hyperlink r:id="rId20">
         <w:r>
           <w:rPr>
             <w:rStyle w:val="Hyperlink"/>
@@ -2309,8 +2332,8 @@
         <w:t xml:space="preserve">画像：国際日本文化研究センター（実行時に取得し、本リポジトリには含みません）</w:t>
       </w:r>
     </w:p>
-    <w:bookmarkEnd w:id="20"/>
     <w:bookmarkEnd w:id="21"/>
+    <w:bookmarkEnd w:id="22"/>
     <w:sectPr>
       <w:pgSz w:h="16838" w:w="11906"/>
       <w:pgMar w:bottom="1418" w:footer="992" w:gutter="0" w:header="851" w:left="1304" w:right="1304" w:top="1418"/>

--- a/docs/実行手順.docx
+++ b/docs/実行手順.docx
@@ -2,7 +2,7 @@
 <file path=word/document.xml><?xml version="1.0" encoding="utf-8"?>
 <w:document xmlns:w="http://schemas.openxmlformats.org/wordprocessingml/2006/main" xmlns:m="http://schemas.openxmlformats.org/officeDocument/2006/math" xmlns:r="http://schemas.openxmlformats.org/officeDocument/2006/relationships" xmlns:o="urn:schemas-microsoft-com:office:office" xmlns:v="urn:schemas-microsoft-com:vml" xmlns:w10="urn:schemas-microsoft-com:office:word" xmlns:a="http://schemas.openxmlformats.org/drawingml/2006/main" xmlns:pic="http://schemas.openxmlformats.org/drawingml/2006/picture" xmlns:wp="http://schemas.openxmlformats.org/drawingml/2006/wordprocessingDrawing">
   <w:body>
-    <w:bookmarkStart w:id="22" w:name="古事類苑-ocrv5b-モデル実行手順"/>
+    <w:bookmarkStart w:id="23" w:name="古事類苑-ocrv5b-モデル実行手順"/>
     <w:p>
       <w:pPr>
         <w:pStyle w:val="Heading1"/>
@@ -162,13 +162,37 @@
       </w:hyperlink>
     </w:p>
     <w:p>
+      <w:pPr>
+        <w:pStyle w:val="Compact"/>
+        <w:numPr>
+          <w:ilvl w:val="0"/>
+          <w:numId w:val="1001"/>
+        </w:numPr>
+      </w:pPr>
+      <w:r>
+        <w:rPr>
+          <w:rFonts w:hint="eastAsia"/>
+        </w:rPr>
+        <w:t xml:space="preserve">作業の説明（訓練の方法・精度・今後の課題）：</w:t>
+      </w:r>
+      <w:hyperlink r:id="rId10">
+        <w:r>
+          <w:rPr>
+            <w:rStyle w:val="Hyperlink"/>
+            <w:rFonts w:hint="eastAsia"/>
+          </w:rPr>
+          <w:t xml:space="preserve">docs/古事類苑作業ノート（081022）.docx</w:t>
+        </w:r>
+      </w:hyperlink>
+    </w:p>
+    <w:p>
       <w:r>
         <w:pict>
           <v:rect style="width:0;height:1.5pt" o:hralign="center" o:hrstd="t" o:hr="t"/>
         </w:pict>
       </w:r>
     </w:p>
-    <w:bookmarkStart w:id="11" w:name="X5b9bf6d289b951a57cfe2dbd92d9b9fca38edc9"/>
+    <w:bookmarkStart w:id="12" w:name="X5b9bf6d289b951a57cfe2dbd92d9b9fca38edc9"/>
     <w:p>
       <w:pPr>
         <w:pStyle w:val="Heading2"/>
@@ -187,7 +211,7 @@
       <w:pPr>
         <w:pStyle w:val="FirstParagraph"/>
       </w:pPr>
-      <w:hyperlink r:id="rId10">
+      <w:hyperlink r:id="rId11">
         <w:r>
           <w:rPr>
             <w:rStyle w:val="Hyperlink"/>
@@ -416,8 +440,8 @@
         </w:tc>
       </w:tr>
     </w:tbl>
-    <w:bookmarkEnd w:id="11"/>
-    <w:bookmarkStart w:id="12" w:name="X5914977cd053397f37d2e159ad0b4fee311ac8e"/>
+    <w:bookmarkEnd w:id="12"/>
+    <w:bookmarkStart w:id="13" w:name="X5914977cd053397f37d2e159ad0b4fee311ac8e"/>
     <w:p>
       <w:pPr>
         <w:pStyle w:val="Heading2"/>
@@ -569,8 +593,8 @@
         <w:t xml:space="preserve">を開き、パスワードを入力</w:t>
       </w:r>
     </w:p>
-    <w:bookmarkEnd w:id="12"/>
-    <w:bookmarkStart w:id="13" w:name="X72a8a1dbc06a0e7e4fddb4b853be6241fb3fd47"/>
+    <w:bookmarkEnd w:id="13"/>
+    <w:bookmarkStart w:id="14" w:name="X72a8a1dbc06a0e7e4fddb4b853be6241fb3fd47"/>
     <w:p>
       <w:pPr>
         <w:pStyle w:val="Heading2"/>
@@ -855,8 +879,8 @@
         <w:t xml:space="preserve">が出たら、そのメッセージを開発者に送ってください。</w:t>
       </w:r>
     </w:p>
-    <w:bookmarkEnd w:id="13"/>
-    <w:bookmarkStart w:id="14" w:name="X2724a522d2f11051fc356d637f455c5c04b9725"/>
+    <w:bookmarkEnd w:id="14"/>
+    <w:bookmarkStart w:id="15" w:name="X2724a522d2f11051fc356d637f455c5c04b9725"/>
     <w:p>
       <w:pPr>
         <w:pStyle w:val="Heading2"/>
@@ -1067,8 +1091,8 @@
         </w:pict>
       </w:r>
     </w:p>
-    <w:bookmarkEnd w:id="14"/>
-    <w:bookmarkStart w:id="16" w:name="作成済みの結果"/>
+    <w:bookmarkEnd w:id="15"/>
+    <w:bookmarkStart w:id="17" w:name="作成済みの結果"/>
     <w:p>
       <w:pPr>
         <w:pStyle w:val="Heading2"/>
@@ -1084,7 +1108,7 @@
       <w:pPr>
         <w:pStyle w:val="FirstParagraph"/>
       </w:pPr>
-      <w:hyperlink r:id="rId15">
+      <w:hyperlink r:id="rId16">
         <w:r>
           <w:rPr>
             <w:rStyle w:val="VerbatimChar"/>
@@ -1168,8 +1192,8 @@
         <w:t xml:space="preserve">の結果（行ごとの座標・種別）</w:t>
       </w:r>
     </w:p>
-    <w:bookmarkEnd w:id="16"/>
-    <w:bookmarkStart w:id="17" w:name="冊名の一覧"/>
+    <w:bookmarkEnd w:id="17"/>
+    <w:bookmarkStart w:id="18" w:name="冊名の一覧"/>
     <w:p>
       <w:pPr>
         <w:pStyle w:val="Heading2"/>
@@ -2055,8 +2079,8 @@
         </w:tc>
       </w:tr>
     </w:tbl>
-    <w:bookmarkEnd w:id="17"/>
-    <w:bookmarkStart w:id="21" w:name="うまくいかないとき"/>
+    <w:bookmarkEnd w:id="18"/>
+    <w:bookmarkStart w:id="22" w:name="うまくいかないとき"/>
     <w:p>
       <w:pPr>
         <w:pStyle w:val="Heading2"/>
@@ -2249,7 +2273,7 @@
         </w:rPr>
         <w:t xml:space="preserve">モデル：</w:t>
       </w:r>
-      <w:hyperlink r:id="rId18">
+      <w:hyperlink r:id="rId19">
         <w:r>
           <w:rPr>
             <w:rStyle w:val="Hyperlink"/>
@@ -2275,7 +2299,7 @@
       <w:r>
         <w:t xml:space="preserve"> </w:t>
       </w:r>
-      <w:hyperlink r:id="rId19">
+      <w:hyperlink r:id="rId20">
         <w:r>
           <w:rPr>
             <w:rStyle w:val="Hyperlink"/>
@@ -2307,7 +2331,7 @@
         </w:rPr>
         <w:t xml:space="preserve">正解データ・書名辞書：</w:t>
       </w:r>
-      <w:hyperlink r:id="rId20">
+      <w:hyperlink r:id="rId21">
         <w:r>
           <w:rPr>
             <w:rStyle w:val="Hyperlink"/>
@@ -2332,8 +2356,8 @@
         <w:t xml:space="preserve">画像：国際日本文化研究センター（実行時に取得し、本リポジトリには含みません）</w:t>
       </w:r>
     </w:p>
-    <w:bookmarkEnd w:id="21"/>
     <w:bookmarkEnd w:id="22"/>
+    <w:bookmarkEnd w:id="23"/>
     <w:sectPr>
       <w:pgSz w:h="16838" w:w="11906"/>
       <w:pgMar w:bottom="1418" w:footer="992" w:gutter="0" w:header="851" w:left="1304" w:right="1304" w:top="1418"/>

--- a/docs/実行手順.docx
+++ b/docs/実行手順.docx
@@ -2271,7 +2271,16 @@
         <w:rPr>
           <w:rFonts w:hint="eastAsia"/>
         </w:rPr>
-        <w:t xml:space="preserve">モデル：</w:t>
+        <w:t xml:space="preserve">モデル：Google</w:t>
+      </w:r>
+      <w:r>
+        <w:t xml:space="preserve"> </w:t>
+      </w:r>
+      <w:r>
+        <w:rPr>
+          <w:rFonts w:hint="eastAsia"/>
+        </w:rPr>
+        <w:t xml:space="preserve">Drive（予備：</w:t>
       </w:r>
       <w:hyperlink r:id="rId19">
         <w:r>
@@ -2285,7 +2294,16 @@
         <w:rPr>
           <w:rFonts w:hint="eastAsia"/>
         </w:rPr>
-        <w:t xml:space="preserve">（ノートブックが自動でダウンロードします）／</w:t>
+        <w:t xml:space="preserve">）。ノートブックが自動でダウンロードします</w:t>
+      </w:r>
+      <w:r>
+        <w:t xml:space="preserve"> </w:t>
+      </w:r>
+      <w:r>
+        <w:rPr>
+          <w:rFonts w:hint="eastAsia"/>
+        </w:rPr>
+        <w:t xml:space="preserve">／</w:t>
       </w:r>
       <w:r>
         <w:t xml:space="preserve"> OCR </w:t>
